--- a/draft-estimands-manuscript.docx
+++ b/draft-estimands-manuscript.docx
@@ -1969,6 +1969,14 @@
         <w:t xml:space="preserve">The ICH E9(R1) addendum defines five strategies for handling intercurrent events. Each corresponds to a different hypothetical experiment and therefore a different causal quantity. We define all five below, specifying for each the counterfactual intervention, how the truth is computed in the simulation, and how LMTP implements the corresponding estimator.</w:t>
       </w:r>
     </w:p>
+    <w:p>
+      <w:pPr>
+        <w:pStyle w:val="BodyText"/>
+      </w:pPr>
+      <w:r>
+        <w:t xml:space="preserve">An informal analogy helps motivate the distinction between the first two strategies. Consider comparing two schools by their students’ test scores. The treatment-policy approach counts every student who enrolled, including those who transferred out mid-year — it captures what happens to patients under the real-world policy of prescribing the drug, including all the downstream decisions that follow. The hypothetical no-switch approach asks what the scores would have looked like if no student had ever transferred — it isolates the direct pharmacological effect of the drug from the consequences of switching. Both are legitimate causal quantities; they answer different questions and require different estimators.</w:t>
+      </w:r>
+    </w:p>
     <w:bookmarkStart w:id="34" w:name="treatment-policy"/>
     <w:p>
       <w:pPr>
@@ -4237,7 +4245,7 @@
         <w:t xml:space="preserve"> </w:t>
       </w:r>
       <w:r>
-        <w:t xml:space="preserve">Even in a randomised trial, the population-level HR at time</w:t>
+        <w:t xml:space="preserve">A hazard ratio describes how the instantaneous rate of an event compares between two groups at any given moment. It is not a risk: it does not tell a clinician how many additional patients per thousand will experience the event under one treatment vs the other. Even in a randomised trial, the population-level HR at time</w:t>
       </w:r>
       <w:r>
         <w:t xml:space="preserve"> </w:t>
@@ -4260,7 +4268,10 @@
         <w:t xml:space="preserve">13</w:t>
       </w:r>
       <w:r>
-        <w:t xml:space="preserve">. The individual-level causal HR requires conditional independence of counterfactual survival times</w:t>
+        <w:t xml:space="preserve"> </w:t>
+      </w:r>
+      <w:r>
+        <w:t xml:space="preserve">— the mechanism is intuitive: if the drug causes early harm, the high-risk patients have already experienced the event in the treated arm, so at later time points the treated survivors are, on average, the sturdier subset. The groups being compared by the HR are no longer the randomised populations. The individual-level causal HR requires conditional independence of counterfactual survival times</w:t>
       </w:r>
       <w:r>
         <w:rPr>
@@ -8380,7 +8391,7 @@
         <w:t xml:space="preserve"> </w:t>
       </w:r>
       <w:r>
-        <w:t xml:space="preserve">(inverse probability of censoring weighting) attempts to correct the informative censoring bias by reweighting subjects who remain unswitched. With a simple subject-level logistic switching model, the IPCW HR (1.79) provides negligible improvement over the unadjusted censor-at-switch HR, with 8% RD coverage and 0% HR coverage. This illustrates a well-known limitation: IPCW is sensitive to correct specification of the censoring model, and a misspecified model can make estimation worse, not better.</w:t>
+        <w:t xml:space="preserve">(inverse probability of censoring weighting) attempts to correct the informative censoring bias by reweighting subjects who remain unswitched. With a simple subject-level logistic switching model, the IPCW HR (1.79) provides negligible improvement over the unadjusted censor-at-switch HR, with 8% RD coverage and 0% HR coverage. This illustrates a well-known limitation: IPCW is sensitive to correct specification of the censoring model, and a misspecified model can make estimation worse, not better. IPCW also offers no natural-bounds guarantee — reweighted estimates can in principle fall outside [0, 1], whereas LMTP/TMLE produce risk estimates that are structurally constrained to the valid range.</w:t>
       </w:r>
     </w:p>
     <w:p>
@@ -9117,7 +9128,7 @@
       </w:r>
     </w:p>
     <w:bookmarkEnd w:id="81"/>
-    <w:bookmarkStart w:id="83" w:name="conclusions"/>
+    <w:bookmarkStart w:id="84" w:name="conclusions"/>
     <w:p>
       <w:pPr>
         <w:pStyle w:val="Heading2"/>
@@ -9275,8 +9286,26 @@
       </w:r>
     </w:p>
     <w:bookmarkEnd w:id="82"/>
+    <w:bookmarkStart w:id="83" w:name="a-note-on-costs"/>
+    <w:p>
+      <w:pPr>
+        <w:pStyle w:val="Heading3"/>
+      </w:pPr>
+      <w:r>
+        <w:t xml:space="preserve">A note on costs</w:t>
+      </w:r>
+    </w:p>
+    <w:p>
+      <w:pPr>
+        <w:pStyle w:val="FirstParagraph"/>
+      </w:pPr>
+      <w:r>
+        <w:t xml:space="preserve">LMTP and related targeted-learning methods are not free. Relative to Cox regression they require more computation, a richer set of specification choices (the learner library, the cross-validation folds, the intervention function), more explicit positivity diagnostics, and more care in communicating results to clinical audiences who are unfamiliar with the framework. These are real costs, and for research questions where the Cox HR coincidentally tracks the marginal risk contrast of interest (for example, under weak confounding, near-null treatment effects, and non-informative switching), the added complexity of targeted learning may not deliver a materially different answer. The value of targeted learning is greatest when the assumptions that make the Cox HR interpretable as a marginal causal contrast are known to be violated—as in the informative-switching setting studied here. Our recommendation is not that every analysis should use LMTP, but that every analysis should be explicit about which estimand it targets and how its estimator aligns with that target; when the alignment is weak, an estimand-aligned approach such as LMTP or TMLE is the appropriate remedy.</w:t>
+      </w:r>
+    </w:p>
     <w:bookmarkEnd w:id="83"/>
-    <w:bookmarkStart w:id="104" w:name="references"/>
+    <w:bookmarkEnd w:id="84"/>
+    <w:bookmarkStart w:id="105" w:name="references"/>
     <w:p>
       <w:pPr>
         <w:pStyle w:val="Heading2"/>
@@ -9285,8 +9314,8 @@
         <w:t xml:space="preserve">References</w:t>
       </w:r>
     </w:p>
-    <w:bookmarkStart w:id="103" w:name="refs"/>
-    <w:bookmarkStart w:id="84" w:name="ref-ich2019"/>
+    <w:bookmarkStart w:id="104" w:name="refs"/>
+    <w:bookmarkStart w:id="85" w:name="ref-ich2019"/>
     <w:p>
       <w:pPr>
         <w:pStyle w:val="Bibliography"/>
@@ -9316,8 +9345,8 @@
         <w:t xml:space="preserve">addendum on estimands and sensitivity analysis in clinical trials. International Council for Harmonisation of Technical Requirements for Pharmaceuticals for Human Use. 2019.</w:t>
       </w:r>
     </w:p>
-    <w:bookmarkEnd w:id="84"/>
-    <w:bookmarkStart w:id="85" w:name="ref-dang2023"/>
+    <w:bookmarkEnd w:id="85"/>
+    <w:bookmarkStart w:id="86" w:name="ref-dang2023"/>
     <w:p>
       <w:pPr>
         <w:pStyle w:val="Bibliography"/>
@@ -9335,8 +9364,8 @@
         <w:t xml:space="preserve">Lien E Dang, Jakob M Tarp, others. A causal roadmap for generating high-quality real-world evidence. Journal of Clinical and Translational Science. 2023.</w:t>
       </w:r>
     </w:p>
-    <w:bookmarkEnd w:id="85"/>
-    <w:bookmarkStart w:id="86" w:name="ref-petersen2014"/>
+    <w:bookmarkEnd w:id="86"/>
+    <w:bookmarkStart w:id="87" w:name="ref-petersen2014"/>
     <w:p>
       <w:pPr>
         <w:pStyle w:val="Bibliography"/>
@@ -9354,8 +9383,8 @@
         <w:t xml:space="preserve">Maya L Petersen. Applying a causal road map in settings with time-dependent confounding. Epidemiology. 2014.</w:t>
       </w:r>
     </w:p>
-    <w:bookmarkEnd w:id="86"/>
-    <w:bookmarkStart w:id="87" w:name="ref-lee2019"/>
+    <w:bookmarkEnd w:id="87"/>
+    <w:bookmarkStart w:id="88" w:name="ref-lee2019"/>
     <w:p>
       <w:pPr>
         <w:pStyle w:val="Bibliography"/>
@@ -9373,8 +9402,8 @@
         <w:t xml:space="preserve">Sang Won Lee, others. Tenofovir disoproxil fumarate vs entecavir on renal function: A systematic review. Systematic Review. 2019.</w:t>
       </w:r>
     </w:p>
-    <w:bookmarkEnd w:id="87"/>
-    <w:bookmarkStart w:id="88" w:name="ref-jung2022"/>
+    <w:bookmarkEnd w:id="88"/>
+    <w:bookmarkStart w:id="89" w:name="ref-jung2022"/>
     <w:p>
       <w:pPr>
         <w:pStyle w:val="Bibliography"/>
@@ -9401,8 +9430,8 @@
         <w:t xml:space="preserve">. International Journal of Infectious Diseases. 2022.</w:t>
       </w:r>
     </w:p>
-    <w:bookmarkEnd w:id="88"/>
-    <w:bookmarkStart w:id="89" w:name="ref-mak2022"/>
+    <w:bookmarkEnd w:id="89"/>
+    <w:bookmarkStart w:id="90" w:name="ref-mak2022"/>
     <w:p>
       <w:pPr>
         <w:pStyle w:val="Bibliography"/>
@@ -9429,8 +9458,8 @@
         <w:t xml:space="preserve">. 2022.</w:t>
       </w:r>
     </w:p>
-    <w:bookmarkEnd w:id="89"/>
-    <w:bookmarkStart w:id="90" w:name="ref-perazella2010"/>
+    <w:bookmarkEnd w:id="90"/>
+    <w:bookmarkStart w:id="91" w:name="ref-perazella2010"/>
     <w:p>
       <w:pPr>
         <w:pStyle w:val="Bibliography"/>
@@ -9448,8 +9477,8 @@
         <w:t xml:space="preserve">Mark A Perazella. Tenofovir-induced kidney disease: An acquired renal tubular mitochondriopathy. Kidney International. 2010;78:1060–3.</w:t>
       </w:r>
     </w:p>
-    <w:bookmarkEnd w:id="90"/>
-    <w:bookmarkStart w:id="91" w:name="ref-kohler2009"/>
+    <w:bookmarkEnd w:id="91"/>
+    <w:bookmarkStart w:id="92" w:name="ref-kohler2009"/>
     <w:p>
       <w:pPr>
         <w:pStyle w:val="Bibliography"/>
@@ -9467,8 +9496,8 @@
         <w:t xml:space="preserve">James J Kohler, others. Tenofovir renal toxicity targets mitochondria of renal proximal tubules. Laboratory Investigation. 2009;89:513–9.</w:t>
       </w:r>
     </w:p>
-    <w:bookmarkEnd w:id="91"/>
-    <w:bookmarkStart w:id="92" w:name="ref-izzedine2005"/>
+    <w:bookmarkEnd w:id="92"/>
+    <w:bookmarkStart w:id="93" w:name="ref-izzedine2005"/>
     <w:p>
       <w:pPr>
         <w:pStyle w:val="Bibliography"/>
@@ -9486,8 +9515,8 @@
         <w:t xml:space="preserve">Hassane Izzedine, Vincent Launay-Vacher, Gilbert Deray. Antiviral drug-induced nephrotoxicity. American Journal of Kidney Diseases. 2005;45:804–17.</w:t>
       </w:r>
     </w:p>
-    <w:bookmarkEnd w:id="92"/>
-    <w:bookmarkStart w:id="93" w:name="ref-latimer2014"/>
+    <w:bookmarkEnd w:id="93"/>
+    <w:bookmarkStart w:id="94" w:name="ref-latimer2014"/>
     <w:p>
       <w:pPr>
         <w:pStyle w:val="Bibliography"/>
@@ -9505,8 +9534,8 @@
         <w:t xml:space="preserve">Nicholas R Latimer, others. Adjusting survival time estimates to account for treatment switching in randomized controlled trials. Statistical Methods in Medical Research. 2014;23:324–48.</w:t>
       </w:r>
     </w:p>
-    <w:bookmarkEnd w:id="93"/>
-    <w:bookmarkStart w:id="94" w:name="ref-latimer2015"/>
+    <w:bookmarkEnd w:id="94"/>
+    <w:bookmarkStart w:id="95" w:name="ref-latimer2015"/>
     <w:p>
       <w:pPr>
         <w:pStyle w:val="Bibliography"/>
@@ -9524,8 +9553,8 @@
         <w:t xml:space="preserve">Nicholas R Latimer. Treatment switching in oncology trials and the acceptability of adjustment methods. Expert Review of Pharmacoeconomics &amp; Outcomes Research. 2015;15:561–4.</w:t>
       </w:r>
     </w:p>
-    <w:bookmarkEnd w:id="94"/>
-    <w:bookmarkStart w:id="95" w:name="ref-rufibach2019"/>
+    <w:bookmarkEnd w:id="95"/>
+    <w:bookmarkStart w:id="96" w:name="ref-rufibach2019"/>
     <w:p>
       <w:pPr>
         <w:pStyle w:val="Bibliography"/>
@@ -9543,8 +9572,8 @@
         <w:t xml:space="preserve">Kaspar Rufibach. Treatment effect quantification for time-to-event endpoints – estimands, analysis strategies, and beyond. Pharmaceutical Statistics. 2019.</w:t>
       </w:r>
     </w:p>
-    <w:bookmarkEnd w:id="95"/>
-    <w:bookmarkStart w:id="96" w:name="ref-stensrud2019"/>
+    <w:bookmarkEnd w:id="96"/>
+    <w:bookmarkStart w:id="97" w:name="ref-stensrud2019"/>
     <w:p>
       <w:pPr>
         <w:pStyle w:val="Bibliography"/>
@@ -9562,8 +9591,8 @@
         <w:t xml:space="preserve">Mats J Stensrud, Johan M Aalen, Odd O Aalen, Morten Valberg. Limitations of hazard ratios in clinical trials. European Heart Journal. 2019.</w:t>
       </w:r>
     </w:p>
-    <w:bookmarkEnd w:id="96"/>
-    <w:bookmarkStart w:id="97" w:name="ref-martinussen2022"/>
+    <w:bookmarkEnd w:id="97"/>
+    <w:bookmarkStart w:id="98" w:name="ref-martinussen2022"/>
     <w:p>
       <w:pPr>
         <w:pStyle w:val="Bibliography"/>
@@ -9593,8 +9622,8 @@
         <w:t xml:space="preserve">regression model. Annual Review of Statistics and Its Application. 2022.</w:t>
       </w:r>
     </w:p>
-    <w:bookmarkEnd w:id="97"/>
-    <w:bookmarkStart w:id="98" w:name="ref-williams2023"/>
+    <w:bookmarkEnd w:id="98"/>
+    <w:bookmarkStart w:id="99" w:name="ref-williams2023"/>
     <w:p>
       <w:pPr>
         <w:pStyle w:val="Bibliography"/>
@@ -9612,8 +9641,8 @@
         <w:t xml:space="preserve">Nicholas Williams, Ivan Diaz. Lmtp: Non-parametric causal effects of feasible interventions based on modified treatment policies. 2023.</w:t>
       </w:r>
     </w:p>
-    <w:bookmarkEnd w:id="98"/>
-    <w:bookmarkStart w:id="99" w:name="ref-gruber2022"/>
+    <w:bookmarkEnd w:id="99"/>
+    <w:bookmarkStart w:id="100" w:name="ref-gruber2022"/>
     <w:p>
       <w:pPr>
         <w:pStyle w:val="Bibliography"/>
@@ -9631,8 +9660,8 @@
         <w:t xml:space="preserve">Susan Gruber, Hana Lee, Rachael Phillips, Martin Ho, Mark J van der Laan. Developing a targeted learning-based statistical analysis plan. Statistics in Biopharmaceutical Research. 2022.</w:t>
       </w:r>
     </w:p>
-    <w:bookmarkEnd w:id="99"/>
-    <w:bookmarkStart w:id="100" w:name="ref-chen2023"/>
+    <w:bookmarkEnd w:id="100"/>
+    <w:bookmarkStart w:id="101" w:name="ref-chen2023"/>
     <w:p>
       <w:pPr>
         <w:pStyle w:val="Bibliography"/>
@@ -9662,8 +9691,8 @@
         <w:t xml:space="preserve">hazard ratio. Clinical Trials. 2023.</w:t>
       </w:r>
     </w:p>
-    <w:bookmarkEnd w:id="100"/>
-    <w:bookmarkStart w:id="101" w:name="ref-rytgaard2023"/>
+    <w:bookmarkEnd w:id="101"/>
+    <w:bookmarkStart w:id="102" w:name="ref-rytgaard2023"/>
     <w:p>
       <w:pPr>
         <w:pStyle w:val="Bibliography"/>
@@ -9681,8 +9710,8 @@
         <w:t xml:space="preserve">Helene C Rytgaard, others. Continuous-time targeted minimum loss-based estimation of intervention-specific mean outcomes. 2023.</w:t>
       </w:r>
     </w:p>
-    <w:bookmarkEnd w:id="101"/>
-    <w:bookmarkStart w:id="102" w:name="ref-gruber2024"/>
+    <w:bookmarkEnd w:id="102"/>
+    <w:bookmarkStart w:id="103" w:name="ref-gruber2024"/>
     <w:p>
       <w:pPr>
         <w:pStyle w:val="Bibliography"/>
@@ -9700,9 +9729,9 @@
         <w:t xml:space="preserve">Susan Gruber, Rachael V Phillips, Hana Lee, Mark J van der Laan. Targeted learning: Toward a future informed by real-world evidence. Statistics in Biopharmaceutical Research. 2024.</w:t>
       </w:r>
     </w:p>
-    <w:bookmarkEnd w:id="102"/>
     <w:bookmarkEnd w:id="103"/>
     <w:bookmarkEnd w:id="104"/>
+    <w:bookmarkEnd w:id="105"/>
     <w:sectPr/>
   </w:body>
 </w:document>
